--- a/IAM_Intelligence_Dashboard_RFC.docx
+++ b/IAM_Intelligence_Dashboard_RFC.docx
@@ -4,67 +4,98 @@
   <w:body>
     <w:p>
       <w:pPr>
-        <w:spacing w:after="20"/>
-      </w:pPr>
-      <w:r>
-        <w:rPr>
+        <w:spacing w:after="30"/>
+      </w:pPr>
+      <w:r>
+        <w:rPr>
+          <w:rFonts w:ascii="Calibri" w:cs="Calibri" w:eastAsia="Calibri" w:hAnsi="Calibri"/>
+          <w:b/>
+          <w:bCs/>
+          <w:color w:val="8B96A2"/>
+          <w:spacing w:val="10"/>
+          <w:sz w:val="17"/>
+          <w:szCs w:val="17"/>
+        </w:rPr>
+        <w:t xml:space="preserve">RFC-2026-01</w:t>
+      </w:r>
+    </w:p>
+    <w:p>
+      <w:pPr>
+        <w:spacing w:after="80"/>
+      </w:pPr>
+      <w:r>
+        <w:rPr>
+          <w:rFonts w:ascii="Calibri" w:cs="Calibri" w:eastAsia="Calibri" w:hAnsi="Calibri"/>
+          <w:b/>
+          <w:bCs/>
+          <w:color w:val="0F2E52"/>
+          <w:sz w:val="32"/>
+          <w:szCs w:val="32"/>
+        </w:rPr>
+        <w:t xml:space="preserve">IAM Intelligence Dashboard for Microsoft Entra ID</w:t>
+      </w:r>
+    </w:p>
+    <w:p>
+      <w:pPr>
+        <w:pBdr>
+          <w:bottom w:val="single" w:color="1B4C87" w:sz="10" w:space="4"/>
+        </w:pBdr>
+        <w:spacing w:after="140"/>
+      </w:pPr>
+      <w:r>
+        <w:rPr>
+          <w:rFonts w:ascii="Calibri" w:cs="Calibri" w:eastAsia="Calibri" w:hAnsi="Calibri"/>
+          <w:color w:val="5B6672"/>
+          <w:spacing w:val="3"/>
+          <w:sz w:val="14"/>
+          <w:szCs w:val="14"/>
+        </w:rPr>
+        <w:t xml:space="preserve">STATUS: In production (Aspire iTECH Solutions tenant)      OWNER: IT / Security      ASK: Approve continued investment &amp; org-wide rollout</w:t>
+      </w:r>
+    </w:p>
+    <w:p>
+      <w:pPr>
+        <w:pBdr>
+          <w:bottom w:val="single" w:color="1B4C87" w:sz="4" w:space="3"/>
+        </w:pBdr>
+        <w:spacing w:after="60" w:before="160"/>
+      </w:pPr>
+      <w:r>
+        <w:rPr>
+          <w:rFonts w:ascii="Calibri" w:cs="Calibri" w:eastAsia="Calibri" w:hAnsi="Calibri"/>
+          <w:b/>
+          <w:bCs/>
+          <w:color w:val="8B96A2"/>
+          <w:sz w:val="21"/>
+          <w:szCs w:val="21"/>
+        </w:rPr>
+        <w:t xml:space="preserve">1.  </w:t>
+      </w:r>
+      <w:r>
+        <w:rPr>
+          <w:rFonts w:ascii="Calibri" w:cs="Calibri" w:eastAsia="Calibri" w:hAnsi="Calibri"/>
           <w:b/>
           <w:bCs/>
           <w:color w:val="1B4C87"/>
-          <w:sz w:val="30"/>
-          <w:szCs w:val="30"/>
-        </w:rPr>
-        <w:t xml:space="preserve">RFC-2026-01: IAM Intelligence Dashboard for Microsoft Entra ID</w:t>
-      </w:r>
-    </w:p>
-    <w:p>
-      <w:pPr>
-        <w:pBdr>
-          <w:bottom w:val="single" w:color="1B4C87" w:sz="8" w:space="2"/>
-        </w:pBdr>
-        <w:spacing w:after="100"/>
-      </w:pPr>
-      <w:r>
-        <w:rPr>
-          <w:i/>
-          <w:iCs/>
-          <w:color w:val="555555"/>
-          <w:sz w:val="15"/>
-          <w:szCs w:val="15"/>
-        </w:rPr>
-        <w:t xml:space="preserve">Status: In production (Aspire iTECH Solutions tenant)   |   Owner: IT/Security   |   Ask: Approve continued investment &amp; org-wide rollout</w:t>
-      </w:r>
-    </w:p>
-    <w:p>
-      <w:pPr>
-        <w:pStyle w:val="Heading2"/>
-        <w:pBdr>
-          <w:bottom w:val="single" w:color="1B4C87" w:sz="4" w:space="1"/>
-        </w:pBdr>
-        <w:spacing w:after="40" w:before="120"/>
-      </w:pPr>
-      <w:r>
-        <w:rPr>
-          <w:b/>
-          <w:bCs/>
-          <w:color w:val="1B4C87"/>
-          <w:sz w:val="20"/>
-          <w:szCs w:val="20"/>
-        </w:rPr>
-        <w:t xml:space="preserve">1. The Problem</w:t>
-      </w:r>
-    </w:p>
-    <w:p>
-      <w:pPr>
-        <w:spacing w:after="60" w:line="240"/>
-      </w:pPr>
-      <w:r>
-        <w:rPr>
-          <w:color w:val="1A1A1A"/>
-          <w:sz w:val="18"/>
-          <w:szCs w:val="18"/>
-        </w:rPr>
-        <w:t xml:space="preserve">Today, knowing the real state of identity security in Microsoft Entra ID (who has access, whose MFA is missing, which app credentials are about to expire, which accounts are stale, which role combinations are risky) means an admin manually clicking through the Entra portal or writing one-off Graph API/PowerShell queries. There is no single, always-current view.</w:t>
+          <w:spacing w:val="6"/>
+          <w:sz w:val="21"/>
+          <w:szCs w:val="21"/>
+        </w:rPr>
+        <w:t xml:space="preserve">THE PROBLEM</w:t>
+      </w:r>
+    </w:p>
+    <w:p>
+      <w:pPr>
+        <w:spacing w:after="70" w:line="252"/>
+      </w:pPr>
+      <w:r>
+        <w:rPr>
+          <w:rFonts w:ascii="Calibri" w:cs="Calibri" w:eastAsia="Calibri" w:hAnsi="Calibri"/>
+          <w:color w:val="222222"/>
+          <w:sz w:val="19"/>
+          <w:szCs w:val="19"/>
+        </w:rPr>
+        <w:t xml:space="preserve">Today, knowing the real state of identity security in Microsoft Entra ID — who has access, whose MFA is missing, which app credentials are about to expire, which accounts are stale, which role combinations are risky — means an admin manually clicking through the Entra portal or writing one-off Graph API / PowerShell queries. There is no single, always-current view.</w:t>
       </w:r>
     </w:p>
     <w:p>
@@ -74,22 +105,27 @@
           <w:ilvl w:val="0"/>
           <w:numId w:val="2"/>
         </w:numPr>
-        <w:spacing w:after="20" w:line="228"/>
-      </w:pPr>
-      <w:r>
-        <w:rPr>
-          <w:sz w:val="18"/>
-          <w:szCs w:val="18"/>
-        </w:rPr>
-        <w:t xml:space="preserve"/>
-      </w:r>
-      <w:r>
-        <w:rPr>
-          <w:color w:val="1A1A1A"/>
-          <w:sz w:val="18"/>
-          <w:szCs w:val="18"/>
-        </w:rPr>
-        <w:t xml:space="preserve"> Manual, ad-hoc, and not repeatable – every review starts from scratch; findings live in someone's spreadsheet, not a system.</w:t>
+        <w:spacing w:after="36" w:line="246"/>
+      </w:pPr>
+      <w:r>
+        <w:rPr>
+          <w:rFonts w:ascii="Calibri" w:cs="Calibri" w:eastAsia="Calibri" w:hAnsi="Calibri"/>
+          <w:b/>
+          <w:bCs/>
+          <w:color w:val="1B4C87"/>
+          <w:sz w:val="19"/>
+          <w:szCs w:val="19"/>
+        </w:rPr>
+        <w:t xml:space="preserve">Manual &amp; not repeatable — </w:t>
+      </w:r>
+      <w:r>
+        <w:rPr>
+          <w:rFonts w:ascii="Calibri" w:cs="Calibri" w:eastAsia="Calibri" w:hAnsi="Calibri"/>
+          <w:color w:val="222222"/>
+          <w:sz w:val="19"/>
+          <w:szCs w:val="19"/>
+        </w:rPr>
+        <w:t xml:space="preserve">every review starts from scratch; findings live in someone's spreadsheet, not a system.</w:t>
       </w:r>
     </w:p>
     <w:p>
@@ -99,22 +135,27 @@
           <w:ilvl w:val="0"/>
           <w:numId w:val="2"/>
         </w:numPr>
-        <w:spacing w:after="20" w:line="228"/>
-      </w:pPr>
-      <w:r>
-        <w:rPr>
-          <w:sz w:val="18"/>
-          <w:szCs w:val="18"/>
-        </w:rPr>
-        <w:t xml:space="preserve"/>
-      </w:r>
-      <w:r>
-        <w:rPr>
-          <w:color w:val="1A1A1A"/>
-          <w:sz w:val="18"/>
-          <w:szCs w:val="18"/>
-        </w:rPr>
-        <w:t xml:space="preserve"> Doesn't scale – acceptable for 10 accounts, unworkable for 100+ users, dozens of app registrations, and daily sign-in volume.</w:t>
+        <w:spacing w:after="36" w:line="246"/>
+      </w:pPr>
+      <w:r>
+        <w:rPr>
+          <w:rFonts w:ascii="Calibri" w:cs="Calibri" w:eastAsia="Calibri" w:hAnsi="Calibri"/>
+          <w:b/>
+          <w:bCs/>
+          <w:color w:val="1B4C87"/>
+          <w:sz w:val="19"/>
+          <w:szCs w:val="19"/>
+        </w:rPr>
+        <w:t xml:space="preserve">Doesn't scale — </w:t>
+      </w:r>
+      <w:r>
+        <w:rPr>
+          <w:rFonts w:ascii="Calibri" w:cs="Calibri" w:eastAsia="Calibri" w:hAnsi="Calibri"/>
+          <w:color w:val="222222"/>
+          <w:sz w:val="19"/>
+          <w:szCs w:val="19"/>
+        </w:rPr>
+        <w:t xml:space="preserve">acceptable for 10 accounts, unworkable for 100+ users, dozens of app registrations, and daily sign-in volume.</w:t>
       </w:r>
     </w:p>
     <w:p>
@@ -124,22 +165,27 @@
           <w:ilvl w:val="0"/>
           <w:numId w:val="2"/>
         </w:numPr>
-        <w:spacing w:after="20" w:line="228"/>
-      </w:pPr>
-      <w:r>
-        <w:rPr>
-          <w:sz w:val="18"/>
-          <w:szCs w:val="18"/>
-        </w:rPr>
-        <w:t xml:space="preserve"/>
-      </w:r>
-      <w:r>
-        <w:rPr>
-          <w:color w:val="1A1A1A"/>
-          <w:sz w:val="18"/>
-          <w:szCs w:val="18"/>
-        </w:rPr>
-        <w:t xml:space="preserve"> Risk is discovered late – an expired app secret, a stale enabled account, or a toxic admin+risky-user combination is typically found during an incident or an audit, not before one.</w:t>
+        <w:spacing w:after="36" w:line="246"/>
+      </w:pPr>
+      <w:r>
+        <w:rPr>
+          <w:rFonts w:ascii="Calibri" w:cs="Calibri" w:eastAsia="Calibri" w:hAnsi="Calibri"/>
+          <w:b/>
+          <w:bCs/>
+          <w:color w:val="1B4C87"/>
+          <w:sz w:val="19"/>
+          <w:szCs w:val="19"/>
+        </w:rPr>
+        <w:t xml:space="preserve">Risk is discovered late — </w:t>
+      </w:r>
+      <w:r>
+        <w:rPr>
+          <w:rFonts w:ascii="Calibri" w:cs="Calibri" w:eastAsia="Calibri" w:hAnsi="Calibri"/>
+          <w:color w:val="222222"/>
+          <w:sz w:val="19"/>
+          <w:szCs w:val="19"/>
+        </w:rPr>
+        <w:t xml:space="preserve">an expired app secret, a stale enabled account, or a toxic admin + risky-user combination is typically found during an incident or an audit, not before one.</w:t>
       </w:r>
     </w:p>
     <w:p>
@@ -149,54 +195,72 @@
           <w:ilvl w:val="0"/>
           <w:numId w:val="2"/>
         </w:numPr>
-        <w:spacing w:after="20" w:line="228"/>
-      </w:pPr>
-      <w:r>
-        <w:rPr>
-          <w:sz w:val="18"/>
-          <w:szCs w:val="18"/>
-        </w:rPr>
-        <w:t xml:space="preserve"/>
-      </w:r>
-      <w:r>
-        <w:rPr>
-          <w:color w:val="1A1A1A"/>
-          <w:sz w:val="18"/>
-          <w:szCs w:val="18"/>
-        </w:rPr>
-        <w:t xml:space="preserve"> No single source of truth – different people pull different numbers at different times; nothing is reconciled or historized.</w:t>
-      </w:r>
-    </w:p>
-    <w:p>
-      <w:pPr>
-        <w:pStyle w:val="Heading2"/>
+        <w:spacing w:after="36" w:line="246"/>
+      </w:pPr>
+      <w:r>
+        <w:rPr>
+          <w:rFonts w:ascii="Calibri" w:cs="Calibri" w:eastAsia="Calibri" w:hAnsi="Calibri"/>
+          <w:b/>
+          <w:bCs/>
+          <w:color w:val="1B4C87"/>
+          <w:sz w:val="19"/>
+          <w:szCs w:val="19"/>
+        </w:rPr>
+        <w:t xml:space="preserve">No single source of truth — </w:t>
+      </w:r>
+      <w:r>
+        <w:rPr>
+          <w:rFonts w:ascii="Calibri" w:cs="Calibri" w:eastAsia="Calibri" w:hAnsi="Calibri"/>
+          <w:color w:val="222222"/>
+          <w:sz w:val="19"/>
+          <w:szCs w:val="19"/>
+        </w:rPr>
+        <w:t xml:space="preserve">different people pull different numbers at different times; nothing is reconciled or historized.</w:t>
+      </w:r>
+    </w:p>
+    <w:p>
+      <w:pPr>
         <w:pBdr>
-          <w:bottom w:val="single" w:color="1B4C87" w:sz="4" w:space="1"/>
+          <w:bottom w:val="single" w:color="1B4C87" w:sz="4" w:space="3"/>
         </w:pBdr>
-        <w:spacing w:after="40" w:before="120"/>
-      </w:pPr>
-      <w:r>
-        <w:rPr>
+        <w:spacing w:after="60" w:before="160"/>
+      </w:pPr>
+      <w:r>
+        <w:rPr>
+          <w:rFonts w:ascii="Calibri" w:cs="Calibri" w:eastAsia="Calibri" w:hAnsi="Calibri"/>
+          <w:b/>
+          <w:bCs/>
+          <w:color w:val="8B96A2"/>
+          <w:sz w:val="21"/>
+          <w:szCs w:val="21"/>
+        </w:rPr>
+        <w:t xml:space="preserve">2.  </w:t>
+      </w:r>
+      <w:r>
+        <w:rPr>
+          <w:rFonts w:ascii="Calibri" w:cs="Calibri" w:eastAsia="Calibri" w:hAnsi="Calibri"/>
           <w:b/>
           <w:bCs/>
           <w:color w:val="1B4C87"/>
-          <w:sz w:val="20"/>
-          <w:szCs w:val="20"/>
-        </w:rPr>
-        <w:t xml:space="preserve">2. Why Not Grafana, Datadog, Splunk, or Another Observability Platform?</w:t>
-      </w:r>
-    </w:p>
-    <w:p>
-      <w:pPr>
-        <w:spacing w:after="40" w:line="240"/>
-      </w:pPr>
-      <w:r>
-        <w:rPr>
-          <w:color w:val="1A1A1A"/>
-          <w:sz w:val="18"/>
-          <w:szCs w:val="18"/>
-        </w:rPr>
-        <w:t xml:space="preserve">These are excellent tools for infrastructure/application telemetry (CPU, latency, logs) – but none of them understand Entra ID identity governance out of the box. “Toxic role combination,” “stale enabled account,” “ownerless app registration,” and “expiring app credential” are not metrics any exporter emits – that business logic has to be hand-built and maintained regardless of which chart tool sits on top. Adopting a generic platform doesn't remove that engineering work – it just adds a second system to license, host, secure, and keep patched on top of it.</w:t>
+          <w:spacing w:val="6"/>
+          <w:sz w:val="21"/>
+          <w:szCs w:val="21"/>
+        </w:rPr>
+        <w:t xml:space="preserve">WHY NOT GRAFANA, DATADOG, SPLUNK, OR ANOTHER OBSERVABILITY PLATFORM?</w:t>
+      </w:r>
+    </w:p>
+    <w:p>
+      <w:pPr>
+        <w:spacing w:after="60" w:line="252"/>
+      </w:pPr>
+      <w:r>
+        <w:rPr>
+          <w:rFonts w:ascii="Calibri" w:cs="Calibri" w:eastAsia="Calibri" w:hAnsi="Calibri"/>
+          <w:color w:val="222222"/>
+          <w:sz w:val="19"/>
+          <w:szCs w:val="19"/>
+        </w:rPr>
+        <w:t xml:space="preserve">These are excellent tools for infrastructure and application telemetry (CPU, latency, logs) — but none of them understand Entra ID identity governance out of the box. “Toxic role combination,” “stale enabled account,” “ownerless app registration,” and “expiring app credential” are not metrics any exporter emits — that business logic has to be hand-built and maintained regardless of which chart tool sits on top. Adopting a generic platform doesn't remove that engineering work; it adds a second system to license, host, and secure on top of it.</w:t>
       </w:r>
     </w:p>
     <w:tbl>
@@ -212,80 +276,113 @@
         </w:tblBorders>
       </w:tblPr>
       <w:tblGrid>
-        <w:gridCol w:w="3200"/>
-        <w:gridCol w:w="3860"/>
-        <w:gridCol w:w="3860"/>
+        <w:gridCol w:w="3100"/>
+        <w:gridCol w:w="3910"/>
+        <w:gridCol w:w="3910"/>
       </w:tblGrid>
       <w:tr>
         <w:tc>
           <w:tcPr>
-            <w:tcW w:type="dxa" w:w="3200"/>
+            <w:tcW w:type="dxa" w:w="3100"/>
+            <w:tcBorders>
+              <w:top w:val="single" w:color="D8E0E8" w:sz="2"/>
+              <w:left w:val="none" w:color="FFFFFF" w:sz="0"/>
+              <w:bottom w:val="single" w:color="D8E0E8" w:sz="2"/>
+              <w:right w:val="none" w:color="FFFFFF" w:sz="0"/>
+            </w:tcBorders>
             <w:shd w:fill="1B4C87" w:val="clear"/>
             <w:tcMar>
-              <w:top w:type="dxa" w:w="40"/>
-              <w:left w:type="dxa" w:w="60"/>
-              <w:bottom w:type="dxa" w:w="40"/>
-              <w:right w:type="dxa" w:w="60"/>
+              <w:top w:type="dxa" w:w="70"/>
+              <w:left w:type="dxa" w:w="90"/>
+              <w:bottom w:type="dxa" w:w="70"/>
+              <w:right w:type="dxa" w:w="90"/>
             </w:tcMar>
+            <w:vAlign w:val="center"/>
           </w:tcPr>
           <w:p>
+            <w:pPr>
+              <w:spacing w:line="232"/>
+            </w:pPr>
             <w:r>
               <w:rPr>
+                <w:rFonts w:ascii="Calibri" w:cs="Calibri" w:eastAsia="Calibri" w:hAnsi="Calibri"/>
                 <w:b/>
                 <w:bCs/>
                 <w:color w:val="FFFFFF"/>
-                <w:sz w:val="16"/>
-                <w:szCs w:val="16"/>
+                <w:sz w:val="17"/>
+                <w:szCs w:val="17"/>
               </w:rPr>
-              <w:t xml:space="preserve">Capability</w:t>
+              <w:t xml:space="preserve">CAPABILITY</w:t>
             </w:r>
           </w:p>
         </w:tc>
         <w:tc>
           <w:tcPr>
-            <w:tcW w:type="dxa" w:w="3860"/>
+            <w:tcW w:type="dxa" w:w="3910"/>
+            <w:tcBorders>
+              <w:top w:val="single" w:color="D8E0E8" w:sz="2"/>
+              <w:left w:val="none" w:color="FFFFFF" w:sz="0"/>
+              <w:bottom w:val="single" w:color="D8E0E8" w:sz="2"/>
+              <w:right w:val="none" w:color="FFFFFF" w:sz="0"/>
+            </w:tcBorders>
             <w:shd w:fill="1B4C87" w:val="clear"/>
             <w:tcMar>
-              <w:top w:type="dxa" w:w="40"/>
-              <w:left w:type="dxa" w:w="60"/>
-              <w:bottom w:type="dxa" w:w="40"/>
-              <w:right w:type="dxa" w:w="60"/>
+              <w:top w:type="dxa" w:w="70"/>
+              <w:left w:type="dxa" w:w="90"/>
+              <w:bottom w:type="dxa" w:w="70"/>
+              <w:right w:type="dxa" w:w="90"/>
             </w:tcMar>
+            <w:vAlign w:val="center"/>
           </w:tcPr>
           <w:p>
+            <w:pPr>
+              <w:spacing w:line="232"/>
+            </w:pPr>
             <w:r>
               <w:rPr>
+                <w:rFonts w:ascii="Calibri" w:cs="Calibri" w:eastAsia="Calibri" w:hAnsi="Calibri"/>
                 <w:b/>
                 <w:bCs/>
                 <w:color w:val="FFFFFF"/>
-                <w:sz w:val="16"/>
-                <w:szCs w:val="16"/>
+                <w:sz w:val="17"/>
+                <w:szCs w:val="17"/>
               </w:rPr>
-              <w:t xml:space="preserve">Grafana / Datadog / Splunk</w:t>
+              <w:t xml:space="preserve">GRAFANA / DATADOG / SPLUNK</w:t>
             </w:r>
           </w:p>
         </w:tc>
         <w:tc>
           <w:tcPr>
-            <w:tcW w:type="dxa" w:w="3860"/>
+            <w:tcW w:type="dxa" w:w="3910"/>
+            <w:tcBorders>
+              <w:top w:val="single" w:color="D8E0E8" w:sz="2"/>
+              <w:left w:val="none" w:color="FFFFFF" w:sz="0"/>
+              <w:bottom w:val="single" w:color="D8E0E8" w:sz="2"/>
+              <w:right w:val="none" w:color="FFFFFF" w:sz="0"/>
+            </w:tcBorders>
             <w:shd w:fill="1B4C87" w:val="clear"/>
             <w:tcMar>
-              <w:top w:type="dxa" w:w="40"/>
-              <w:left w:type="dxa" w:w="60"/>
-              <w:bottom w:type="dxa" w:w="40"/>
-              <w:right w:type="dxa" w:w="60"/>
+              <w:top w:type="dxa" w:w="70"/>
+              <w:left w:type="dxa" w:w="90"/>
+              <w:bottom w:type="dxa" w:w="70"/>
+              <w:right w:type="dxa" w:w="90"/>
             </w:tcMar>
+            <w:vAlign w:val="center"/>
           </w:tcPr>
           <w:p>
+            <w:pPr>
+              <w:spacing w:line="232"/>
+            </w:pPr>
             <w:r>
               <w:rPr>
+                <w:rFonts w:ascii="Calibri" w:cs="Calibri" w:eastAsia="Calibri" w:hAnsi="Calibri"/>
                 <w:b/>
                 <w:bCs/>
                 <w:color w:val="FFFFFF"/>
-                <w:sz w:val="16"/>
-                <w:szCs w:val="16"/>
+                <w:sz w:val="17"/>
+                <w:szCs w:val="17"/>
               </w:rPr>
-              <w:t xml:space="preserve">IAM Intelligence Dashboard</w:t>
+              <w:t xml:space="preserve">IAM INTELLIGENCE DASHBOARD</w:t>
             </w:r>
           </w:p>
         </w:tc>
@@ -293,63 +390,111 @@
       <w:tr>
         <w:tc>
           <w:tcPr>
-            <w:tcW w:type="dxa" w:w="3200"/>
-            <w:shd w:fill="EEF3FA" w:val="clear"/>
+            <w:tcW w:type="dxa" w:w="3100"/>
+            <w:tcBorders>
+              <w:top w:val="single" w:color="D8E0E8" w:sz="2"/>
+              <w:left w:val="none" w:color="FFFFFF" w:sz="0"/>
+              <w:bottom w:val="single" w:color="D8E0E8" w:sz="2"/>
+              <w:right w:val="none" w:color="FFFFFF" w:sz="0"/>
+            </w:tcBorders>
+            <w:shd w:fill="F1F5FA" w:val="clear"/>
             <w:tcMar>
-              <w:top w:type="dxa" w:w="40"/>
-              <w:left w:type="dxa" w:w="60"/>
-              <w:bottom w:type="dxa" w:w="40"/>
-              <w:right w:type="dxa" w:w="60"/>
+              <w:top w:type="dxa" w:w="70"/>
+              <w:left w:type="dxa" w:w="90"/>
+              <w:bottom w:type="dxa" w:w="70"/>
+              <w:right w:type="dxa" w:w="90"/>
             </w:tcMar>
+            <w:vAlign w:val="center"/>
           </w:tcPr>
           <w:p>
+            <w:pPr>
+              <w:spacing w:line="232"/>
+            </w:pPr>
             <w:r>
               <w:rPr>
-                <w:color w:val="1A1A1A"/>
-                <w:sz w:val="16"/>
-                <w:szCs w:val="16"/>
+                <w:rFonts w:ascii="Calibri" w:cs="Calibri" w:eastAsia="Calibri" w:hAnsi="Calibri"/>
+                <w:color w:val="222222"/>
+                <w:sz w:val="17"/>
+                <w:szCs w:val="17"/>
               </w:rPr>
-              <w:t xml:space="preserve">Entra identity logic (MFA gaps, toxic roles, stale accounts, cert/secret expiry)</w:t>
+              <w:t xml:space="preserve">Entra identity logic</w:t>
+            </w:r>
+            <w:r>
+              <w:br/>
+              <w:t xml:space="preserve"/>
+            </w:r>
+            <w:r>
+              <w:rPr>
+                <w:rFonts w:ascii="Calibri" w:cs="Calibri" w:eastAsia="Calibri" w:hAnsi="Calibri"/>
+                <w:color w:val="222222"/>
+                <w:sz w:val="17"/>
+                <w:szCs w:val="17"/>
+              </w:rPr>
+              <w:t xml:space="preserve">(MFA gaps, toxic roles, stale accounts, cert/secret expiry)</w:t>
             </w:r>
           </w:p>
         </w:tc>
         <w:tc>
           <w:tcPr>
-            <w:tcW w:type="dxa" w:w="3860"/>
+            <w:tcW w:type="dxa" w:w="3910"/>
+            <w:tcBorders>
+              <w:top w:val="single" w:color="D8E0E8" w:sz="2"/>
+              <w:left w:val="none" w:color="FFFFFF" w:sz="0"/>
+              <w:bottom w:val="single" w:color="D8E0E8" w:sz="2"/>
+              <w:right w:val="none" w:color="FFFFFF" w:sz="0"/>
+            </w:tcBorders>
+            <w:shd w:fill="F1F5FA" w:val="clear"/>
             <w:tcMar>
-              <w:top w:type="dxa" w:w="40"/>
-              <w:left w:type="dxa" w:w="60"/>
-              <w:bottom w:type="dxa" w:w="40"/>
-              <w:right w:type="dxa" w:w="60"/>
+              <w:top w:type="dxa" w:w="70"/>
+              <w:left w:type="dxa" w:w="90"/>
+              <w:bottom w:type="dxa" w:w="70"/>
+              <w:right w:type="dxa" w:w="90"/>
             </w:tcMar>
+            <w:vAlign w:val="center"/>
           </w:tcPr>
           <w:p>
+            <w:pPr>
+              <w:spacing w:line="232"/>
+            </w:pPr>
             <w:r>
               <w:rPr>
-                <w:color w:val="1A1A1A"/>
-                <w:sz w:val="16"/>
-                <w:szCs w:val="16"/>
+                <w:rFonts w:ascii="Calibri" w:cs="Calibri" w:eastAsia="Calibri" w:hAnsi="Calibri"/>
+                <w:color w:val="222222"/>
+                <w:sz w:val="17"/>
+                <w:szCs w:val="17"/>
               </w:rPr>
-              <w:t xml:space="preserve">Not built-in – requires a custom exporter and hand-written rules, engineered from scratch</w:t>
+              <w:t xml:space="preserve">Not built-in — requires a custom exporter and hand-written rules, engineered from scratch</w:t>
             </w:r>
           </w:p>
         </w:tc>
         <w:tc>
           <w:tcPr>
-            <w:tcW w:type="dxa" w:w="3860"/>
+            <w:tcW w:type="dxa" w:w="3910"/>
+            <w:tcBorders>
+              <w:top w:val="single" w:color="D8E0E8" w:sz="2"/>
+              <w:left w:val="none" w:color="FFFFFF" w:sz="0"/>
+              <w:bottom w:val="single" w:color="D8E0E8" w:sz="2"/>
+              <w:right w:val="none" w:color="FFFFFF" w:sz="0"/>
+            </w:tcBorders>
+            <w:shd w:fill="F1F5FA" w:val="clear"/>
             <w:tcMar>
-              <w:top w:type="dxa" w:w="40"/>
-              <w:left w:type="dxa" w:w="60"/>
-              <w:bottom w:type="dxa" w:w="40"/>
-              <w:right w:type="dxa" w:w="60"/>
+              <w:top w:type="dxa" w:w="70"/>
+              <w:left w:type="dxa" w:w="90"/>
+              <w:bottom w:type="dxa" w:w="70"/>
+              <w:right w:type="dxa" w:w="90"/>
             </w:tcMar>
+            <w:vAlign w:val="center"/>
           </w:tcPr>
           <w:p>
+            <w:pPr>
+              <w:spacing w:line="232"/>
+            </w:pPr>
             <w:r>
               <w:rPr>
-                <w:color w:val="1A1A1A"/>
-                <w:sz w:val="16"/>
-                <w:szCs w:val="16"/>
+                <w:rFonts w:ascii="Calibri" w:cs="Calibri" w:eastAsia="Calibri" w:hAnsi="Calibri"/>
+                <w:color w:val="222222"/>
+                <w:sz w:val="17"/>
+                <w:szCs w:val="17"/>
               </w:rPr>
               <w:t xml:space="preserve">Built-in today, purpose-made for this exact data model</w:t>
             </w:r>
@@ -359,21 +504,32 @@
       <w:tr>
         <w:tc>
           <w:tcPr>
-            <w:tcW w:type="dxa" w:w="3200"/>
-            <w:shd w:fill="EEF3FA" w:val="clear"/>
+            <w:tcW w:type="dxa" w:w="3100"/>
+            <w:tcBorders>
+              <w:top w:val="single" w:color="D8E0E8" w:sz="2"/>
+              <w:left w:val="none" w:color="FFFFFF" w:sz="0"/>
+              <w:bottom w:val="single" w:color="D8E0E8" w:sz="2"/>
+              <w:right w:val="none" w:color="FFFFFF" w:sz="0"/>
+            </w:tcBorders>
+            <w:shd w:fill="FFFFFF" w:val="clear"/>
             <w:tcMar>
-              <w:top w:type="dxa" w:w="40"/>
-              <w:left w:type="dxa" w:w="60"/>
-              <w:bottom w:type="dxa" w:w="40"/>
-              <w:right w:type="dxa" w:w="60"/>
+              <w:top w:type="dxa" w:w="70"/>
+              <w:left w:type="dxa" w:w="90"/>
+              <w:bottom w:type="dxa" w:w="70"/>
+              <w:right w:type="dxa" w:w="90"/>
             </w:tcMar>
+            <w:vAlign w:val="center"/>
           </w:tcPr>
           <w:p>
+            <w:pPr>
+              <w:spacing w:line="232"/>
+            </w:pPr>
             <w:r>
               <w:rPr>
-                <w:color w:val="1A1A1A"/>
-                <w:sz w:val="16"/>
-                <w:szCs w:val="16"/>
+                <w:rFonts w:ascii="Calibri" w:cs="Calibri" w:eastAsia="Calibri" w:hAnsi="Calibri"/>
+                <w:color w:val="222222"/>
+                <w:sz w:val="17"/>
+                <w:szCs w:val="17"/>
               </w:rPr>
               <w:t xml:space="preserve">Licensing &amp; hosting cost</w:t>
             </w:r>
@@ -381,43 +537,67 @@
         </w:tc>
         <w:tc>
           <w:tcPr>
-            <w:tcW w:type="dxa" w:w="3860"/>
+            <w:tcW w:type="dxa" w:w="3910"/>
+            <w:tcBorders>
+              <w:top w:val="single" w:color="D8E0E8" w:sz="2"/>
+              <w:left w:val="none" w:color="FFFFFF" w:sz="0"/>
+              <w:bottom w:val="single" w:color="D8E0E8" w:sz="2"/>
+              <w:right w:val="none" w:color="FFFFFF" w:sz="0"/>
+            </w:tcBorders>
+            <w:shd w:fill="FFFFFF" w:val="clear"/>
             <w:tcMar>
-              <w:top w:type="dxa" w:w="40"/>
-              <w:left w:type="dxa" w:w="60"/>
-              <w:bottom w:type="dxa" w:w="40"/>
-              <w:right w:type="dxa" w:w="60"/>
+              <w:top w:type="dxa" w:w="70"/>
+              <w:left w:type="dxa" w:w="90"/>
+              <w:bottom w:type="dxa" w:w="70"/>
+              <w:right w:type="dxa" w:w="90"/>
             </w:tcMar>
+            <w:vAlign w:val="center"/>
           </w:tcPr>
           <w:p>
+            <w:pPr>
+              <w:spacing w:line="232"/>
+            </w:pPr>
             <w:r>
               <w:rPr>
-                <w:color w:val="1A1A1A"/>
-                <w:sz w:val="16"/>
-                <w:szCs w:val="16"/>
+                <w:rFonts w:ascii="Calibri" w:cs="Calibri" w:eastAsia="Calibri" w:hAnsi="Calibri"/>
+                <w:color w:val="222222"/>
+                <w:sz w:val="17"/>
+                <w:szCs w:val="17"/>
               </w:rPr>
-              <w:t xml:space="preserve">New platform to buy/host (Enterprise/Cloud seats or self-hosted stack + exporters)</w:t>
+              <w:t xml:space="preserve">New platform to buy/host (Enterprise/Cloud seats, or self-hosted stack + exporters)</w:t>
             </w:r>
           </w:p>
         </w:tc>
         <w:tc>
           <w:tcPr>
-            <w:tcW w:type="dxa" w:w="3860"/>
+            <w:tcW w:type="dxa" w:w="3910"/>
+            <w:tcBorders>
+              <w:top w:val="single" w:color="D8E0E8" w:sz="2"/>
+              <w:left w:val="none" w:color="FFFFFF" w:sz="0"/>
+              <w:bottom w:val="single" w:color="D8E0E8" w:sz="2"/>
+              <w:right w:val="none" w:color="FFFFFF" w:sz="0"/>
+            </w:tcBorders>
+            <w:shd w:fill="FFFFFF" w:val="clear"/>
             <w:tcMar>
-              <w:top w:type="dxa" w:w="40"/>
-              <w:left w:type="dxa" w:w="60"/>
-              <w:bottom w:type="dxa" w:w="40"/>
-              <w:right w:type="dxa" w:w="60"/>
+              <w:top w:type="dxa" w:w="70"/>
+              <w:left w:type="dxa" w:w="90"/>
+              <w:bottom w:type="dxa" w:w="70"/>
+              <w:right w:type="dxa" w:w="90"/>
             </w:tcMar>
+            <w:vAlign w:val="center"/>
           </w:tcPr>
           <w:p>
+            <w:pPr>
+              <w:spacing w:line="232"/>
+            </w:pPr>
             <w:r>
               <w:rPr>
-                <w:color w:val="1A1A1A"/>
-                <w:sz w:val="16"/>
-                <w:szCs w:val="16"/>
+                <w:rFonts w:ascii="Calibri" w:cs="Calibri" w:eastAsia="Calibri" w:hAnsi="Calibri"/>
+                <w:color w:val="222222"/>
+                <w:sz w:val="17"/>
+                <w:szCs w:val="17"/>
               </w:rPr>
-              <w:t xml:space="preserve">Zero extra licensing – lightweight Node/React app + optional SQLite collector on infra we already run</w:t>
+              <w:t xml:space="preserve">Zero extra licensing — lightweight Node/React app + optional SQLite collector on infra already in use</w:t>
             </w:r>
           </w:p>
         </w:tc>
@@ -425,21 +605,32 @@
       <w:tr>
         <w:tc>
           <w:tcPr>
-            <w:tcW w:type="dxa" w:w="3200"/>
-            <w:shd w:fill="EEF3FA" w:val="clear"/>
+            <w:tcW w:type="dxa" w:w="3100"/>
+            <w:tcBorders>
+              <w:top w:val="single" w:color="D8E0E8" w:sz="2"/>
+              <w:left w:val="none" w:color="FFFFFF" w:sz="0"/>
+              <w:bottom w:val="single" w:color="D8E0E8" w:sz="2"/>
+              <w:right w:val="none" w:color="FFFFFF" w:sz="0"/>
+            </w:tcBorders>
+            <w:shd w:fill="F1F5FA" w:val="clear"/>
             <w:tcMar>
-              <w:top w:type="dxa" w:w="40"/>
-              <w:left w:type="dxa" w:w="60"/>
-              <w:bottom w:type="dxa" w:w="40"/>
-              <w:right w:type="dxa" w:w="60"/>
+              <w:top w:type="dxa" w:w="70"/>
+              <w:left w:type="dxa" w:w="90"/>
+              <w:bottom w:type="dxa" w:w="70"/>
+              <w:right w:type="dxa" w:w="90"/>
             </w:tcMar>
+            <w:vAlign w:val="center"/>
           </w:tcPr>
           <w:p>
+            <w:pPr>
+              <w:spacing w:line="232"/>
+            </w:pPr>
             <w:r>
               <w:rPr>
-                <w:color w:val="1A1A1A"/>
-                <w:sz w:val="16"/>
-                <w:szCs w:val="16"/>
+                <w:rFonts w:ascii="Calibri" w:cs="Calibri" w:eastAsia="Calibri" w:hAnsi="Calibri"/>
+                <w:color w:val="222222"/>
+                <w:sz w:val="17"/>
+                <w:szCs w:val="17"/>
               </w:rPr>
               <w:t xml:space="preserve">Security model</w:t>
             </w:r>
@@ -447,41 +638,65 @@
         </w:tc>
         <w:tc>
           <w:tcPr>
-            <w:tcW w:type="dxa" w:w="3860"/>
+            <w:tcW w:type="dxa" w:w="3910"/>
+            <w:tcBorders>
+              <w:top w:val="single" w:color="D8E0E8" w:sz="2"/>
+              <w:left w:val="none" w:color="FFFFFF" w:sz="0"/>
+              <w:bottom w:val="single" w:color="D8E0E8" w:sz="2"/>
+              <w:right w:val="none" w:color="FFFFFF" w:sz="0"/>
+            </w:tcBorders>
+            <w:shd w:fill="F1F5FA" w:val="clear"/>
             <w:tcMar>
-              <w:top w:type="dxa" w:w="40"/>
-              <w:left w:type="dxa" w:w="60"/>
-              <w:bottom w:type="dxa" w:w="40"/>
-              <w:right w:type="dxa" w:w="60"/>
+              <w:top w:type="dxa" w:w="70"/>
+              <w:left w:type="dxa" w:w="90"/>
+              <w:bottom w:type="dxa" w:w="70"/>
+              <w:right w:type="dxa" w:w="90"/>
             </w:tcMar>
+            <w:vAlign w:val="center"/>
           </w:tcPr>
           <w:p>
+            <w:pPr>
+              <w:spacing w:line="232"/>
+            </w:pPr>
             <w:r>
               <w:rPr>
-                <w:color w:val="1A1A1A"/>
-                <w:sz w:val="16"/>
-                <w:szCs w:val="16"/>
+                <w:rFonts w:ascii="Calibri" w:cs="Calibri" w:eastAsia="Calibri" w:hAnsi="Calibri"/>
+                <w:color w:val="222222"/>
+                <w:sz w:val="17"/>
+                <w:szCs w:val="17"/>
               </w:rPr>
-              <w:t xml:space="preserve">Auth/least-privilege to Graph must still be designed and wired by hand</w:t>
+              <w:t xml:space="preserve">Auth / least-privilege to Graph must still be designed and wired by hand</w:t>
             </w:r>
           </w:p>
         </w:tc>
         <w:tc>
           <w:tcPr>
-            <w:tcW w:type="dxa" w:w="3860"/>
+            <w:tcW w:type="dxa" w:w="3910"/>
+            <w:tcBorders>
+              <w:top w:val="single" w:color="D8E0E8" w:sz="2"/>
+              <w:left w:val="none" w:color="FFFFFF" w:sz="0"/>
+              <w:bottom w:val="single" w:color="D8E0E8" w:sz="2"/>
+              <w:right w:val="none" w:color="FFFFFF" w:sz="0"/>
+            </w:tcBorders>
+            <w:shd w:fill="F1F5FA" w:val="clear"/>
             <w:tcMar>
-              <w:top w:type="dxa" w:w="40"/>
-              <w:left w:type="dxa" w:w="60"/>
-              <w:bottom w:type="dxa" w:w="40"/>
-              <w:right w:type="dxa" w:w="60"/>
+              <w:top w:type="dxa" w:w="70"/>
+              <w:left w:type="dxa" w:w="90"/>
+              <w:bottom w:type="dxa" w:w="70"/>
+              <w:right w:type="dxa" w:w="90"/>
             </w:tcMar>
+            <w:vAlign w:val="center"/>
           </w:tcPr>
           <w:p>
+            <w:pPr>
+              <w:spacing w:line="232"/>
+            </w:pPr>
             <w:r>
               <w:rPr>
-                <w:color w:val="1A1A1A"/>
-                <w:sz w:val="16"/>
-                <w:szCs w:val="16"/>
+                <w:rFonts w:ascii="Calibri" w:cs="Calibri" w:eastAsia="Calibri" w:hAnsi="Calibri"/>
+                <w:color w:val="222222"/>
+                <w:sz w:val="17"/>
+                <w:szCs w:val="17"/>
               </w:rPr>
               <w:t xml:space="preserve">Least-privilege, read-only Graph scopes; cert-based app-only auth; documented threat model</w:t>
             </w:r>
@@ -491,21 +706,32 @@
       <w:tr>
         <w:tc>
           <w:tcPr>
-            <w:tcW w:type="dxa" w:w="3200"/>
-            <w:shd w:fill="EEF3FA" w:val="clear"/>
+            <w:tcW w:type="dxa" w:w="3100"/>
+            <w:tcBorders>
+              <w:top w:val="single" w:color="D8E0E8" w:sz="2"/>
+              <w:left w:val="none" w:color="FFFFFF" w:sz="0"/>
+              <w:bottom w:val="single" w:color="D8E0E8" w:sz="2"/>
+              <w:right w:val="none" w:color="FFFFFF" w:sz="0"/>
+            </w:tcBorders>
+            <w:shd w:fill="FFFFFF" w:val="clear"/>
             <w:tcMar>
-              <w:top w:type="dxa" w:w="40"/>
-              <w:left w:type="dxa" w:w="60"/>
-              <w:bottom w:type="dxa" w:w="40"/>
-              <w:right w:type="dxa" w:w="60"/>
+              <w:top w:type="dxa" w:w="70"/>
+              <w:left w:type="dxa" w:w="90"/>
+              <w:bottom w:type="dxa" w:w="70"/>
+              <w:right w:type="dxa" w:w="90"/>
             </w:tcMar>
+            <w:vAlign w:val="center"/>
           </w:tcPr>
           <w:p>
+            <w:pPr>
+              <w:spacing w:line="232"/>
+            </w:pPr>
             <w:r>
               <w:rPr>
-                <w:color w:val="1A1A1A"/>
-                <w:sz w:val="16"/>
-                <w:szCs w:val="16"/>
+                <w:rFonts w:ascii="Calibri" w:cs="Calibri" w:eastAsia="Calibri" w:hAnsi="Calibri"/>
+                <w:color w:val="222222"/>
+                <w:sz w:val="17"/>
+                <w:szCs w:val="17"/>
               </w:rPr>
               <w:t xml:space="preserve">Time to value</w:t>
             </w:r>
@@ -513,20 +739,32 @@
         </w:tc>
         <w:tc>
           <w:tcPr>
-            <w:tcW w:type="dxa" w:w="3860"/>
+            <w:tcW w:type="dxa" w:w="3910"/>
+            <w:tcBorders>
+              <w:top w:val="single" w:color="D8E0E8" w:sz="2"/>
+              <w:left w:val="none" w:color="FFFFFF" w:sz="0"/>
+              <w:bottom w:val="single" w:color="D8E0E8" w:sz="2"/>
+              <w:right w:val="none" w:color="FFFFFF" w:sz="0"/>
+            </w:tcBorders>
+            <w:shd w:fill="FFFFFF" w:val="clear"/>
             <w:tcMar>
-              <w:top w:type="dxa" w:w="40"/>
-              <w:left w:type="dxa" w:w="60"/>
-              <w:bottom w:type="dxa" w:w="40"/>
-              <w:right w:type="dxa" w:w="60"/>
+              <w:top w:type="dxa" w:w="70"/>
+              <w:left w:type="dxa" w:w="90"/>
+              <w:bottom w:type="dxa" w:w="70"/>
+              <w:right w:type="dxa" w:w="90"/>
             </w:tcMar>
+            <w:vAlign w:val="center"/>
           </w:tcPr>
           <w:p>
+            <w:pPr>
+              <w:spacing w:line="232"/>
+            </w:pPr>
             <w:r>
               <w:rPr>
-                <w:color w:val="1A1A1A"/>
-                <w:sz w:val="16"/>
-                <w:szCs w:val="16"/>
+                <w:rFonts w:ascii="Calibri" w:cs="Calibri" w:eastAsia="Calibri" w:hAnsi="Calibri"/>
+                <w:color w:val="222222"/>
+                <w:sz w:val="17"/>
+                <w:szCs w:val="17"/>
               </w:rPr>
               <w:t xml:space="preserve">Weeks of exporter + dashboard engineering before the first useful view</w:t>
             </w:r>
@@ -534,20 +772,32 @@
         </w:tc>
         <w:tc>
           <w:tcPr>
-            <w:tcW w:type="dxa" w:w="3860"/>
+            <w:tcW w:type="dxa" w:w="3910"/>
+            <w:tcBorders>
+              <w:top w:val="single" w:color="D8E0E8" w:sz="2"/>
+              <w:left w:val="none" w:color="FFFFFF" w:sz="0"/>
+              <w:bottom w:val="single" w:color="D8E0E8" w:sz="2"/>
+              <w:right w:val="none" w:color="FFFFFF" w:sz="0"/>
+            </w:tcBorders>
+            <w:shd w:fill="FFFFFF" w:val="clear"/>
             <w:tcMar>
-              <w:top w:type="dxa" w:w="40"/>
-              <w:left w:type="dxa" w:w="60"/>
-              <w:bottom w:type="dxa" w:w="40"/>
-              <w:right w:type="dxa" w:w="60"/>
+              <w:top w:type="dxa" w:w="70"/>
+              <w:left w:type="dxa" w:w="90"/>
+              <w:bottom w:type="dxa" w:w="70"/>
+              <w:right w:type="dxa" w:w="90"/>
             </w:tcMar>
+            <w:vAlign w:val="center"/>
           </w:tcPr>
           <w:p>
+            <w:pPr>
+              <w:spacing w:line="232"/>
+            </w:pPr>
             <w:r>
               <w:rPr>
-                <w:color w:val="1A1A1A"/>
-                <w:sz w:val="16"/>
-                <w:szCs w:val="16"/>
+                <w:rFonts w:ascii="Calibri" w:cs="Calibri" w:eastAsia="Calibri" w:hAnsi="Calibri"/>
+                <w:color w:val="222222"/>
+                <w:sz w:val="17"/>
+                <w:szCs w:val="17"/>
               </w:rPr>
               <w:t xml:space="preserve">Already running in production today</w:t>
             </w:r>
@@ -557,66 +807,92 @@
     </w:tbl>
     <w:p>
       <w:pPr>
-        <w:pStyle w:val="Heading2"/>
         <w:pBdr>
-          <w:bottom w:val="single" w:color="1B4C87" w:sz="4" w:space="1"/>
+          <w:bottom w:val="single" w:color="1B4C87" w:sz="4" w:space="3"/>
         </w:pBdr>
-        <w:spacing w:after="40" w:before="120"/>
-      </w:pPr>
-      <w:r>
-        <w:rPr>
+        <w:spacing w:after="60" w:before="160"/>
+      </w:pPr>
+      <w:r>
+        <w:rPr>
+          <w:rFonts w:ascii="Calibri" w:cs="Calibri" w:eastAsia="Calibri" w:hAnsi="Calibri"/>
+          <w:b/>
+          <w:bCs/>
+          <w:color w:val="8B96A2"/>
+          <w:sz w:val="21"/>
+          <w:szCs w:val="21"/>
+        </w:rPr>
+        <w:t xml:space="preserve">3.  </w:t>
+      </w:r>
+      <w:r>
+        <w:rPr>
+          <w:rFonts w:ascii="Calibri" w:cs="Calibri" w:eastAsia="Calibri" w:hAnsi="Calibri"/>
           <w:b/>
           <w:bCs/>
           <w:color w:val="1B4C87"/>
-          <w:sz w:val="20"/>
-          <w:szCs w:val="20"/>
-        </w:rPr>
-        <w:t xml:space="preserve">3. What This Dashboard Does (Scope)</w:t>
-      </w:r>
-    </w:p>
-    <w:p>
-      <w:pPr>
-        <w:spacing w:after="30" w:line="240"/>
-      </w:pPr>
-      <w:r>
-        <w:rPr>
-          <w:color w:val="1A1A1A"/>
-          <w:sz w:val="18"/>
-          <w:szCs w:val="18"/>
-        </w:rPr>
-        <w:t xml:space="preserve">In scope: read-only identity intelligence and reporting for Microsoft Entra ID – Users, Groups, Devices, Applications, Sign-ins, Risky Users, MFA coverage, Privileged/PIM access, Conditional Access, Non-Human Identities, Toxic Combinations, Legacy Auth, and a shared Risk Register – plus scheduled/on-demand CSV &amp; email reports, and a System Health view showing collection freshness, certificate expiry, and job history for self-diagnosis.</w:t>
-      </w:r>
-    </w:p>
-    <w:p>
-      <w:pPr>
-        <w:spacing w:after="0" w:line="240"/>
-      </w:pPr>
-      <w:r>
-        <w:rPr>
-          <w:color w:val="1A1A1A"/>
-          <w:sz w:val="18"/>
-          <w:szCs w:val="18"/>
-        </w:rPr>
-        <w:t xml:space="preserve">Out of scope (by design): not a SIEM, not a general infrastructure/observability platform, and not an automated remediation/ticketing system. Every action beyond viewing requires explicit, human-approved consent – least privilege first.</w:t>
-      </w:r>
-    </w:p>
-    <w:p>
-      <w:pPr>
-        <w:pStyle w:val="Heading2"/>
+          <w:spacing w:val="6"/>
+          <w:sz w:val="21"/>
+          <w:szCs w:val="21"/>
+        </w:rPr>
+        <w:t xml:space="preserve">SCOPE</w:t>
+      </w:r>
+    </w:p>
+    <w:p>
+      <w:pPr>
+        <w:spacing w:after="40" w:line="252"/>
+      </w:pPr>
+      <w:r>
+        <w:rPr>
+          <w:rFonts w:ascii="Calibri" w:cs="Calibri" w:eastAsia="Calibri" w:hAnsi="Calibri"/>
+          <w:color w:val="222222"/>
+          <w:sz w:val="19"/>
+          <w:szCs w:val="19"/>
+        </w:rPr>
+        <w:t xml:space="preserve">In scope: read-only identity intelligence and reporting for Microsoft Entra ID — Users, Groups, Devices, Applications, Sign-ins, Risky Users, MFA coverage, Privileged/PIM access, Conditional Access, Non-Human Identities, Toxic Combinations, Legacy Auth, and a shared Risk Register — plus scheduled/on-demand CSV &amp; email reports, and a System Health view for self-diagnosis.</w:t>
+      </w:r>
+    </w:p>
+    <w:p>
+      <w:pPr>
+        <w:spacing w:after="0" w:line="252"/>
+      </w:pPr>
+      <w:r>
+        <w:rPr>
+          <w:rFonts w:ascii="Calibri" w:cs="Calibri" w:eastAsia="Calibri" w:hAnsi="Calibri"/>
+          <w:color w:val="222222"/>
+          <w:sz w:val="19"/>
+          <w:szCs w:val="19"/>
+        </w:rPr>
+        <w:t xml:space="preserve">Out of scope, by design: not a SIEM, not a general infrastructure/observability platform, and not an automated remediation or ticketing system. Every action beyond viewing requires explicit, human-approved consent — least privilege first.</w:t>
+      </w:r>
+    </w:p>
+    <w:p>
+      <w:pPr>
         <w:pBdr>
-          <w:bottom w:val="single" w:color="1B4C87" w:sz="4" w:space="1"/>
+          <w:bottom w:val="single" w:color="1B4C87" w:sz="4" w:space="3"/>
         </w:pBdr>
-        <w:spacing w:after="40" w:before="120"/>
-      </w:pPr>
-      <w:r>
-        <w:rPr>
+        <w:spacing w:after="60" w:before="160"/>
+      </w:pPr>
+      <w:r>
+        <w:rPr>
+          <w:rFonts w:ascii="Calibri" w:cs="Calibri" w:eastAsia="Calibri" w:hAnsi="Calibri"/>
+          <w:b/>
+          <w:bCs/>
+          <w:color w:val="8B96A2"/>
+          <w:sz w:val="21"/>
+          <w:szCs w:val="21"/>
+        </w:rPr>
+        <w:t xml:space="preserve">4.  </w:t>
+      </w:r>
+      <w:r>
+        <w:rPr>
+          <w:rFonts w:ascii="Calibri" w:cs="Calibri" w:eastAsia="Calibri" w:hAnsi="Calibri"/>
           <w:b/>
           <w:bCs/>
           <w:color w:val="1B4C87"/>
-          <w:sz w:val="20"/>
-          <w:szCs w:val="20"/>
-        </w:rPr>
-        <w:t xml:space="preserve">4. Return on Investment</w:t>
+          <w:spacing w:val="6"/>
+          <w:sz w:val="21"/>
+          <w:szCs w:val="21"/>
+        </w:rPr>
+        <w:t xml:space="preserve">RETURN ON INVESTMENT</w:t>
       </w:r>
     </w:p>
     <w:p>
@@ -626,22 +902,27 @@
           <w:ilvl w:val="0"/>
           <w:numId w:val="2"/>
         </w:numPr>
-        <w:spacing w:after="20" w:line="228"/>
-      </w:pPr>
-      <w:r>
-        <w:rPr>
-          <w:sz w:val="18"/>
-          <w:szCs w:val="18"/>
-        </w:rPr>
-        <w:t xml:space="preserve"/>
-      </w:r>
-      <w:r>
-        <w:rPr>
-          <w:color w:val="1A1A1A"/>
-          <w:sz w:val="18"/>
-          <w:szCs w:val="18"/>
-        </w:rPr>
-        <w:t xml:space="preserve"> Admin time back: eliminates the recurring manual portal/PowerShell pull for every identity review – the same real-time data is available on demand for every admin, every time, at zero incremental Graph cost via the local collector.</w:t>
+        <w:spacing w:after="36" w:line="246"/>
+      </w:pPr>
+      <w:r>
+        <w:rPr>
+          <w:rFonts w:ascii="Calibri" w:cs="Calibri" w:eastAsia="Calibri" w:hAnsi="Calibri"/>
+          <w:b/>
+          <w:bCs/>
+          <w:color w:val="1B4C87"/>
+          <w:sz w:val="19"/>
+          <w:szCs w:val="19"/>
+        </w:rPr>
+        <w:t xml:space="preserve">Admin time back — </w:t>
+      </w:r>
+      <w:r>
+        <w:rPr>
+          <w:rFonts w:ascii="Calibri" w:cs="Calibri" w:eastAsia="Calibri" w:hAnsi="Calibri"/>
+          <w:color w:val="222222"/>
+          <w:sz w:val="19"/>
+          <w:szCs w:val="19"/>
+        </w:rPr>
+        <w:t xml:space="preserve">eliminates the recurring manual portal/PowerShell pull for every identity review; the same real-time data is available on demand for every admin, at zero incremental Graph cost via the local collector.</w:t>
       </w:r>
     </w:p>
     <w:p>
@@ -651,22 +932,27 @@
           <w:ilvl w:val="0"/>
           <w:numId w:val="2"/>
         </w:numPr>
-        <w:spacing w:after="20" w:line="228"/>
-      </w:pPr>
-      <w:r>
-        <w:rPr>
-          <w:sz w:val="18"/>
-          <w:szCs w:val="18"/>
-        </w:rPr>
-        <w:t xml:space="preserve"/>
-      </w:r>
-      <w:r>
-        <w:rPr>
-          <w:color w:val="1A1A1A"/>
-          <w:sz w:val="18"/>
-          <w:szCs w:val="18"/>
-        </w:rPr>
-        <w:t xml:space="preserve"> Risk caught before it's an incident: expiring app credentials, stale accounts, and toxic role/risk combinations now surface proactively instead of during an audit or a breach post-mortem.</w:t>
+        <w:spacing w:after="36" w:line="246"/>
+      </w:pPr>
+      <w:r>
+        <w:rPr>
+          <w:rFonts w:ascii="Calibri" w:cs="Calibri" w:eastAsia="Calibri" w:hAnsi="Calibri"/>
+          <w:b/>
+          <w:bCs/>
+          <w:color w:val="1B4C87"/>
+          <w:sz w:val="19"/>
+          <w:szCs w:val="19"/>
+        </w:rPr>
+        <w:t xml:space="preserve">Risk caught earlier — </w:t>
+      </w:r>
+      <w:r>
+        <w:rPr>
+          <w:rFonts w:ascii="Calibri" w:cs="Calibri" w:eastAsia="Calibri" w:hAnsi="Calibri"/>
+          <w:color w:val="222222"/>
+          <w:sz w:val="19"/>
+          <w:szCs w:val="19"/>
+        </w:rPr>
+        <w:t xml:space="preserve">expiring app credentials, stale accounts, and toxic role/risk combinations now surface proactively instead of during an audit or breach post-mortem.</w:t>
       </w:r>
     </w:p>
     <w:p>
@@ -676,22 +962,27 @@
           <w:ilvl w:val="0"/>
           <w:numId w:val="2"/>
         </w:numPr>
-        <w:spacing w:after="20" w:line="228"/>
-      </w:pPr>
-      <w:r>
-        <w:rPr>
-          <w:sz w:val="18"/>
-          <w:szCs w:val="18"/>
-        </w:rPr>
-        <w:t xml:space="preserve"/>
-      </w:r>
-      <w:r>
-        <w:rPr>
-          <w:color w:val="1A1A1A"/>
-          <w:sz w:val="18"/>
-          <w:szCs w:val="18"/>
-        </w:rPr>
-        <w:t xml:space="preserve"> No new licensing spend: runs on infrastructure already provisioned – no per-seat observability platform cost, no new vendor contract.</w:t>
+        <w:spacing w:after="36" w:line="246"/>
+      </w:pPr>
+      <w:r>
+        <w:rPr>
+          <w:rFonts w:ascii="Calibri" w:cs="Calibri" w:eastAsia="Calibri" w:hAnsi="Calibri"/>
+          <w:b/>
+          <w:bCs/>
+          <w:color w:val="1B4C87"/>
+          <w:sz w:val="19"/>
+          <w:szCs w:val="19"/>
+        </w:rPr>
+        <w:t xml:space="preserve">No new licensing spend — </w:t>
+      </w:r>
+      <w:r>
+        <w:rPr>
+          <w:rFonts w:ascii="Calibri" w:cs="Calibri" w:eastAsia="Calibri" w:hAnsi="Calibri"/>
+          <w:color w:val="222222"/>
+          <w:sz w:val="19"/>
+          <w:szCs w:val="19"/>
+        </w:rPr>
+        <w:t xml:space="preserve">runs on infrastructure already provisioned; no per-seat observability platform cost, no new vendor contract.</w:t>
       </w:r>
     </w:p>
     <w:p>
@@ -701,59 +992,78 @@
           <w:ilvl w:val="0"/>
           <w:numId w:val="2"/>
         </w:numPr>
-        <w:spacing w:after="20" w:line="228"/>
-      </w:pPr>
-      <w:r>
-        <w:rPr>
-          <w:sz w:val="18"/>
-          <w:szCs w:val="18"/>
-        </w:rPr>
-        <w:t xml:space="preserve"/>
-      </w:r>
-      <w:r>
-        <w:rPr>
-          <w:color w:val="1A1A1A"/>
-          <w:sz w:val="18"/>
-          <w:szCs w:val="18"/>
-        </w:rPr>
-        <w:t xml:space="preserve"> Scales to 100+ concurrent viewers today: local snapshot cache and jittered refresh mean every admin sees fresh data without adding Microsoft Graph throttling risk as the org grows.</w:t>
-      </w:r>
-    </w:p>
-    <w:p>
-      <w:pPr>
-        <w:pStyle w:val="Heading2"/>
+        <w:spacing w:after="36" w:line="246"/>
+      </w:pPr>
+      <w:r>
+        <w:rPr>
+          <w:rFonts w:ascii="Calibri" w:cs="Calibri" w:eastAsia="Calibri" w:hAnsi="Calibri"/>
+          <w:b/>
+          <w:bCs/>
+          <w:color w:val="1B4C87"/>
+          <w:sz w:val="19"/>
+          <w:szCs w:val="19"/>
+        </w:rPr>
+        <w:t xml:space="preserve">Proven to scale — </w:t>
+      </w:r>
+      <w:r>
+        <w:rPr>
+          <w:rFonts w:ascii="Calibri" w:cs="Calibri" w:eastAsia="Calibri" w:hAnsi="Calibri"/>
+          <w:color w:val="222222"/>
+          <w:sz w:val="19"/>
+          <w:szCs w:val="19"/>
+        </w:rPr>
+        <w:t xml:space="preserve">handles 100+ concurrent viewers today via local snapshot caching and jittered refresh, with no added Microsoft Graph throttling risk as the org grows.</w:t>
+      </w:r>
+    </w:p>
+    <w:p>
+      <w:pPr>
         <w:pBdr>
-          <w:bottom w:val="single" w:color="1B4C87" w:sz="4" w:space="1"/>
+          <w:bottom w:val="single" w:color="1B4C87" w:sz="4" w:space="3"/>
         </w:pBdr>
-        <w:spacing w:after="40" w:before="120"/>
-      </w:pPr>
-      <w:r>
-        <w:rPr>
+        <w:spacing w:after="60" w:before="160"/>
+      </w:pPr>
+      <w:r>
+        <w:rPr>
+          <w:rFonts w:ascii="Calibri" w:cs="Calibri" w:eastAsia="Calibri" w:hAnsi="Calibri"/>
+          <w:b/>
+          <w:bCs/>
+          <w:color w:val="8B96A2"/>
+          <w:sz w:val="21"/>
+          <w:szCs w:val="21"/>
+        </w:rPr>
+        <w:t xml:space="preserve">5.  </w:t>
+      </w:r>
+      <w:r>
+        <w:rPr>
+          <w:rFonts w:ascii="Calibri" w:cs="Calibri" w:eastAsia="Calibri" w:hAnsi="Calibri"/>
           <w:b/>
           <w:bCs/>
           <w:color w:val="1B4C87"/>
-          <w:sz w:val="20"/>
-          <w:szCs w:val="20"/>
-        </w:rPr>
-        <w:t xml:space="preserve">5. Recommendation</w:t>
-      </w:r>
-    </w:p>
-    <w:p>
-      <w:pPr>
-        <w:spacing w:after="40" w:line="240"/>
-      </w:pPr>
-      <w:r>
-        <w:rPr>
-          <w:color w:val="1A1A1A"/>
-          <w:sz w:val="18"/>
-          <w:szCs w:val="18"/>
-        </w:rPr>
-        <w:t xml:space="preserve">This is not a proposal to build something new – it is already built, deployed, and running against the production tenant. The ask is to formally adopt it as the standard identity-intelligence tool for Aspire iTECH Solutions and fund its continued hardening (multi-tenant rollout, alerting, and broader audience access) rather than evaluate a generic observability platform that would need the same identity-specific engineering built on top of it anyway.</w:t>
+          <w:spacing w:val="6"/>
+          <w:sz w:val="21"/>
+          <w:szCs w:val="21"/>
+        </w:rPr>
+        <w:t xml:space="preserve">RECOMMENDATION</w:t>
+      </w:r>
+    </w:p>
+    <w:p>
+      <w:pPr>
+        <w:spacing w:after="0" w:line="252"/>
+      </w:pPr>
+      <w:r>
+        <w:rPr>
+          <w:rFonts w:ascii="Calibri" w:cs="Calibri" w:eastAsia="Calibri" w:hAnsi="Calibri"/>
+          <w:color w:val="222222"/>
+          <w:sz w:val="19"/>
+          <w:szCs w:val="19"/>
+        </w:rPr>
+        <w:t xml:space="preserve">This is not a proposal to build something new — it is already built, deployed, and running against the production tenant. The ask is to formally adopt it as the standard identity-intelligence tool for Aspire iTECH Solutions and fund its continued hardening (multi-tenant rollout, alerting, broader audience access), rather than evaluate a generic observability platform that would need the same identity-specific engineering built on top of it anyway.</w:t>
       </w:r>
     </w:p>
     <w:sectPr>
+      <w:footerReference w:type="default" r:id="rId7"/>
       <w:pgSz w:w="12240" w:h="15840" w:orient="portrait"/>
-      <w:pgMar w:top="620" w:right="620" w:bottom="560" w:left="620" w:header="708" w:footer="708" w:gutter="0"/>
+      <w:pgMar w:top="560" w:right="640" w:bottom="700" w:left="640" w:header="708" w:footer="260" w:gutter="0"/>
       <w:pgNumType/>
       <w:docGrid w:linePitch="360"/>
     </w:sectPr>
@@ -802,6 +1112,58 @@
 </w:endnotes>
 </file>
 
+<file path=word/footer1.xml><?xml version="1.0" encoding="utf-8"?>
+<w:ftr xmlns:wpc="http://schemas.microsoft.com/office/word/2010/wordprocessingCanvas" xmlns:mc="http://schemas.openxmlformats.org/markup-compatibility/2006" xmlns:o="urn:schemas-microsoft-com:office:office" xmlns:r="http://schemas.openxmlformats.org/officeDocument/2006/relationships" xmlns:m="http://schemas.openxmlformats.org/officeDocument/2006/math" xmlns:v="urn:schemas-microsoft-com:vml" xmlns:wp14="http://schemas.microsoft.com/office/word/2010/wordprocessingDrawing" xmlns:wp="http://schemas.openxmlformats.org/drawingml/2006/wordprocessingDrawing" xmlns:w10="urn:schemas-microsoft-com:office:word" xmlns:w="http://schemas.openxmlformats.org/wordprocessingml/2006/main" xmlns:w14="http://schemas.microsoft.com/office/word/2010/wordml" xmlns:w15="http://schemas.microsoft.com/office/word/2012/wordml" xmlns:wpg="http://schemas.microsoft.com/office/word/2010/wordprocessingGroup" xmlns:wpi="http://schemas.microsoft.com/office/word/2010/wordprocessingInk" xmlns:wne="http://schemas.microsoft.com/office/word/2006/wordml" xmlns:wps="http://schemas.microsoft.com/office/word/2010/wordprocessingShape">
+  <w:p>
+    <w:pPr>
+      <w:pBdr>
+        <w:top w:val="single" w:color="D8E0E8" w:sz="2" w:space="4"/>
+      </w:pBdr>
+      <w:tabs>
+        <w:tab w:val="right" w:pos="9026"/>
+      </w:tabs>
+    </w:pPr>
+    <w:r>
+      <w:rPr>
+        <w:rFonts w:ascii="Calibri" w:cs="Calibri" w:eastAsia="Calibri" w:hAnsi="Calibri"/>
+        <w:color w:val="8B96A2"/>
+        <w:sz w:val="14"/>
+        <w:szCs w:val="14"/>
+      </w:rPr>
+      <w:t xml:space="preserve">Confidential – Aspire iTECH Solutions</w:t>
+    </w:r>
+    <w:r>
+      <w:rPr>
+        <w:sz w:val="14"/>
+        <w:szCs w:val="14"/>
+      </w:rPr>
+      <w:t xml:space="preserve">	</w:t>
+    </w:r>
+    <w:r>
+      <w:rPr>
+        <w:rFonts w:ascii="Calibri" w:cs="Calibri" w:eastAsia="Calibri" w:hAnsi="Calibri"/>
+        <w:color w:val="8B96A2"/>
+        <w:sz w:val="14"/>
+        <w:szCs w:val="14"/>
+      </w:rPr>
+      <w:t xml:space="preserve">RFC-2026-01  •  Page </w:t>
+    </w:r>
+    <w:r>
+      <w:rPr>
+        <w:rFonts w:ascii="Calibri" w:cs="Calibri" w:eastAsia="Calibri" w:hAnsi="Calibri"/>
+        <w:color w:val="8B96A2"/>
+        <w:sz w:val="14"/>
+        <w:szCs w:val="14"/>
+      </w:rPr>
+      <w:fldChar w:fldCharType="begin"/>
+      <w:instrText xml:space="preserve">PAGE</w:instrText>
+      <w:fldChar w:fldCharType="separate"/>
+      <w:fldChar w:fldCharType="end"/>
+    </w:r>
+  </w:p>
+</w:ftr>
+</file>
+
 <file path=word/footnotes.xml><?xml version="1.0" encoding="utf-8"?>
 <w:footnotes xmlns:wpc="http://schemas.microsoft.com/office/word/2010/wordprocessingCanvas" xmlns:mc="http://schemas.openxmlformats.org/markup-compatibility/2006" xmlns:o="urn:schemas-microsoft-com:office:office" xmlns:r="http://schemas.openxmlformats.org/officeDocument/2006/relationships" xmlns:m="http://schemas.openxmlformats.org/officeDocument/2006/math" xmlns:v="urn:schemas-microsoft-com:vml" xmlns:wp14="http://schemas.microsoft.com/office/word/2010/wordprocessingDrawing" xmlns:wp="http://schemas.openxmlformats.org/drawingml/2006/wordprocessingDrawing" xmlns:w10="urn:schemas-microsoft-com:office:word" xmlns:w="http://schemas.openxmlformats.org/wordprocessingml/2006/main" xmlns:w14="http://schemas.microsoft.com/office/word/2010/wordml" xmlns:w15="http://schemas.microsoft.com/office/word/2012/wordml" xmlns:wpg="http://schemas.microsoft.com/office/word/2010/wordprocessingGroup" xmlns:wpi="http://schemas.microsoft.com/office/word/2010/wordprocessingInk" xmlns:wne="http://schemas.microsoft.com/office/word/2006/wordml" xmlns:wps="http://schemas.microsoft.com/office/word/2010/wordprocessingShape" mc:Ignorable="w14 w15 wp14">
   <w:footnote w:type="separator" w:id="-1">
@@ -930,11 +1292,15 @@
     <w:lvl w:ilvl="0" w15:tentative="1">
       <w:start w:val="1"/>
       <w:numFmt w:val="bullet"/>
-      <w:lvlText w:val="•"/>
+      <w:lvlText w:val="–"/>
       <w:lvlJc w:val="left"/>
       <w:pPr>
-        <w:ind w:left="260" w:hanging="200"/>
-      </w:pPr>
+        <w:ind w:left="280" w:hanging="220"/>
+      </w:pPr>
+      <w:rPr>
+        <w:rFonts w:ascii="Calibri" w:cs="Calibri" w:eastAsia="Calibri" w:hAnsi="Calibri"/>
+        <w:color w:val="1B4C87"/>
+      </w:rPr>
     </w:lvl>
   </w:abstractNum>
   <w:num w:numId="1">
@@ -955,7 +1321,14 @@
 <file path=word/styles.xml><?xml version="1.0" encoding="utf-8"?>
 <w:styles xmlns:mc="http://schemas.openxmlformats.org/markup-compatibility/2006" xmlns:r="http://schemas.openxmlformats.org/officeDocument/2006/relationships" xmlns:w="http://schemas.openxmlformats.org/wordprocessingml/2006/main" xmlns:w14="http://schemas.microsoft.com/office/word/2010/wordml" xmlns:w15="http://schemas.microsoft.com/office/word/2012/wordml" mc:Ignorable="w14 w15">
   <w:docDefaults>
-    <w:rPrDefault/>
+    <w:rPrDefault>
+      <w:rPr>
+        <w:rFonts w:ascii="Calibri" w:cs="Calibri" w:eastAsia="Calibri" w:hAnsi="Calibri"/>
+        <w:color w:val="222222"/>
+        <w:sz w:val="19"/>
+        <w:szCs w:val="19"/>
+      </w:rPr>
+    </w:rPrDefault>
     <w:pPrDefault/>
   </w:docDefaults>
   <w:style w:type="paragraph" w:styleId="Title">
